--- a/lab_suite/labs/00_02_Favorites/submissions/answers.docx
+++ b/lab_suite/labs/00_02_Favorites/submissions/answers.docx
@@ -9,7 +9,7 @@
     </w:p>
     <w:p>
       <w:r>
-        <w:t>bluetooth</w:t>
+        <w:t>IoT</w:t>
       </w:r>
     </w:p>
     <w:p>
@@ -17,7 +17,11 @@
         <w:t>Füge eine kurze Web-Recherche über dein bevorzugtes Thema hier ein:</w:t>
       </w:r>
     </w:p>
-    <w:p/>
+    <w:p>
+      <w:r>
+        <w:t>Das Internet of Things (IoT) beschreibt ein Netzwerk von Geräten, die über das Internet miteinander kommunizieren. Dazu gehören zum Beispiel Smart-Home-Geräte, Sensoren, Smartwatches oder vernetzte Autos. Diese Geräte sammeln Daten und können Informationen automatisch austauschen, um Prozesse zu überwachen oder zu steuern. IoT wird in vielen Bereichen eingesetzt, zum Beispiel in Smart Homes, in der Industrie oder im Gesundheitswesen.</w:t>
+      </w:r>
+    </w:p>
     <w:sectPr>
       <w:pgSz w:w="11906" w:h="16838"/>
       <w:pgMar w:top="1417" w:right="1417" w:bottom="1134" w:left="1417" w:header="708" w:footer="708" w:gutter="0"/>
@@ -425,15 +429,15 @@
     <w:lsdException w:name="Unresolved Mention" w:semiHidden="1" w:unhideWhenUsed="1"/>
     <w:lsdException w:name="Smart Link" w:semiHidden="1" w:unhideWhenUsed="1"/>
   </w:latentStyles>
-  <w:style w:type="paragraph" w:default="1" w:styleId="Standard">
+  <w:style w:type="paragraph" w:default="1" w:styleId="Normal">
     <w:name w:val="Normal"/>
     <w:qFormat/>
   </w:style>
-  <w:style w:type="paragraph" w:styleId="berschrift1">
+  <w:style w:type="paragraph" w:styleId="Balk1">
     <w:name w:val="heading 1"/>
-    <w:basedOn w:val="Standard"/>
-    <w:next w:val="Standard"/>
-    <w:link w:val="berschrift1Zchn"/>
+    <w:basedOn w:val="Normal"/>
+    <w:next w:val="Normal"/>
+    <w:link w:val="Balk1Char"/>
     <w:uiPriority w:val="9"/>
     <w:qFormat/>
     <w:rsid w:val="00DF6C0D"/>
@@ -450,11 +454,11 @@
       <w:szCs w:val="36"/>
     </w:rPr>
   </w:style>
-  <w:style w:type="paragraph" w:styleId="berschrift2">
+  <w:style w:type="paragraph" w:styleId="Balk2">
     <w:name w:val="heading 2"/>
-    <w:basedOn w:val="Standard"/>
-    <w:next w:val="Standard"/>
-    <w:link w:val="berschrift2Zchn"/>
+    <w:basedOn w:val="Normal"/>
+    <w:next w:val="Normal"/>
+    <w:link w:val="Balk2Char"/>
     <w:uiPriority w:val="9"/>
     <w:semiHidden/>
     <w:unhideWhenUsed/>
@@ -473,11 +477,11 @@
       <w:szCs w:val="29"/>
     </w:rPr>
   </w:style>
-  <w:style w:type="paragraph" w:styleId="berschrift3">
+  <w:style w:type="paragraph" w:styleId="Balk3">
     <w:name w:val="heading 3"/>
-    <w:basedOn w:val="Standard"/>
-    <w:next w:val="Standard"/>
-    <w:link w:val="berschrift3Zchn"/>
+    <w:basedOn w:val="Normal"/>
+    <w:next w:val="Normal"/>
+    <w:link w:val="Balk3Char"/>
     <w:uiPriority w:val="9"/>
     <w:semiHidden/>
     <w:unhideWhenUsed/>
@@ -496,11 +500,11 @@
       <w:szCs w:val="25"/>
     </w:rPr>
   </w:style>
-  <w:style w:type="paragraph" w:styleId="berschrift4">
+  <w:style w:type="paragraph" w:styleId="Balk4">
     <w:name w:val="heading 4"/>
-    <w:basedOn w:val="Standard"/>
-    <w:next w:val="Standard"/>
-    <w:link w:val="berschrift4Zchn"/>
+    <w:basedOn w:val="Normal"/>
+    <w:next w:val="Normal"/>
+    <w:link w:val="Balk4Char"/>
     <w:uiPriority w:val="9"/>
     <w:semiHidden/>
     <w:unhideWhenUsed/>
@@ -519,11 +523,11 @@
       <w:color w:val="0F4761" w:themeColor="accent1" w:themeShade="BF"/>
     </w:rPr>
   </w:style>
-  <w:style w:type="paragraph" w:styleId="berschrift5">
+  <w:style w:type="paragraph" w:styleId="Balk5">
     <w:name w:val="heading 5"/>
-    <w:basedOn w:val="Standard"/>
-    <w:next w:val="Standard"/>
-    <w:link w:val="berschrift5Zchn"/>
+    <w:basedOn w:val="Normal"/>
+    <w:next w:val="Normal"/>
+    <w:link w:val="Balk5Char"/>
     <w:uiPriority w:val="9"/>
     <w:semiHidden/>
     <w:unhideWhenUsed/>
@@ -540,11 +544,11 @@
       <w:color w:val="0F4761" w:themeColor="accent1" w:themeShade="BF"/>
     </w:rPr>
   </w:style>
-  <w:style w:type="paragraph" w:styleId="berschrift6">
+  <w:style w:type="paragraph" w:styleId="Balk6">
     <w:name w:val="heading 6"/>
-    <w:basedOn w:val="Standard"/>
-    <w:next w:val="Standard"/>
-    <w:link w:val="berschrift6Zchn"/>
+    <w:basedOn w:val="Normal"/>
+    <w:next w:val="Normal"/>
+    <w:link w:val="Balk6Char"/>
     <w:uiPriority w:val="9"/>
     <w:semiHidden/>
     <w:unhideWhenUsed/>
@@ -563,11 +567,11 @@
       <w:color w:val="595959" w:themeColor="text1" w:themeTint="A6"/>
     </w:rPr>
   </w:style>
-  <w:style w:type="paragraph" w:styleId="berschrift7">
+  <w:style w:type="paragraph" w:styleId="Balk7">
     <w:name w:val="heading 7"/>
-    <w:basedOn w:val="Standard"/>
-    <w:next w:val="Standard"/>
-    <w:link w:val="berschrift7Zchn"/>
+    <w:basedOn w:val="Normal"/>
+    <w:next w:val="Normal"/>
+    <w:link w:val="Balk7Char"/>
     <w:uiPriority w:val="9"/>
     <w:semiHidden/>
     <w:unhideWhenUsed/>
@@ -584,11 +588,11 @@
       <w:color w:val="595959" w:themeColor="text1" w:themeTint="A6"/>
     </w:rPr>
   </w:style>
-  <w:style w:type="paragraph" w:styleId="berschrift8">
+  <w:style w:type="paragraph" w:styleId="Balk8">
     <w:name w:val="heading 8"/>
-    <w:basedOn w:val="Standard"/>
-    <w:next w:val="Standard"/>
-    <w:link w:val="berschrift8Zchn"/>
+    <w:basedOn w:val="Normal"/>
+    <w:next w:val="Normal"/>
+    <w:link w:val="Balk8Char"/>
     <w:uiPriority w:val="9"/>
     <w:semiHidden/>
     <w:unhideWhenUsed/>
@@ -607,11 +611,11 @@
       <w:color w:val="272727" w:themeColor="text1" w:themeTint="D8"/>
     </w:rPr>
   </w:style>
-  <w:style w:type="paragraph" w:styleId="berschrift9">
+  <w:style w:type="paragraph" w:styleId="Balk9">
     <w:name w:val="heading 9"/>
-    <w:basedOn w:val="Standard"/>
-    <w:next w:val="Standard"/>
-    <w:link w:val="berschrift9Zchn"/>
+    <w:basedOn w:val="Normal"/>
+    <w:next w:val="Normal"/>
+    <w:link w:val="Balk9Char"/>
     <w:uiPriority w:val="9"/>
     <w:semiHidden/>
     <w:unhideWhenUsed/>
@@ -628,13 +632,13 @@
       <w:color w:val="272727" w:themeColor="text1" w:themeTint="D8"/>
     </w:rPr>
   </w:style>
-  <w:style w:type="character" w:default="1" w:styleId="Absatz-Standardschriftart">
+  <w:style w:type="character" w:default="1" w:styleId="VarsaylanParagrafYazTipi">
     <w:name w:val="Default Paragraph Font"/>
     <w:uiPriority w:val="1"/>
     <w:semiHidden/>
     <w:unhideWhenUsed/>
   </w:style>
-  <w:style w:type="table" w:default="1" w:styleId="NormaleTabelle">
+  <w:style w:type="table" w:default="1" w:styleId="NormalTablo">
     <w:name w:val="Normal Table"/>
     <w:uiPriority w:val="99"/>
     <w:semiHidden/>
@@ -649,16 +653,16 @@
       </w:tblCellMar>
     </w:tblPr>
   </w:style>
-  <w:style w:type="numbering" w:default="1" w:styleId="KeineListe">
+  <w:style w:type="numbering" w:default="1" w:styleId="ListeYok">
     <w:name w:val="No List"/>
     <w:uiPriority w:val="99"/>
     <w:semiHidden/>
     <w:unhideWhenUsed/>
   </w:style>
-  <w:style w:type="character" w:customStyle="1" w:styleId="berschrift1Zchn">
-    <w:name w:val="Überschrift 1 Zchn"/>
-    <w:basedOn w:val="Absatz-Standardschriftart"/>
-    <w:link w:val="berschrift1"/>
+  <w:style w:type="character" w:customStyle="1" w:styleId="Balk1Char">
+    <w:name w:val="Başlık 1 Char"/>
+    <w:basedOn w:val="VarsaylanParagrafYazTipi"/>
+    <w:link w:val="Balk1"/>
     <w:uiPriority w:val="9"/>
     <w:rsid w:val="00DF6C0D"/>
     <w:rPr>
@@ -668,10 +672,10 @@
       <w:szCs w:val="36"/>
     </w:rPr>
   </w:style>
-  <w:style w:type="character" w:customStyle="1" w:styleId="berschrift2Zchn">
-    <w:name w:val="Überschrift 2 Zchn"/>
-    <w:basedOn w:val="Absatz-Standardschriftart"/>
-    <w:link w:val="berschrift2"/>
+  <w:style w:type="character" w:customStyle="1" w:styleId="Balk2Char">
+    <w:name w:val="Başlık 2 Char"/>
+    <w:basedOn w:val="VarsaylanParagrafYazTipi"/>
+    <w:link w:val="Balk2"/>
     <w:uiPriority w:val="9"/>
     <w:semiHidden/>
     <w:rsid w:val="00DF6C0D"/>
@@ -682,10 +686,10 @@
       <w:szCs w:val="29"/>
     </w:rPr>
   </w:style>
-  <w:style w:type="character" w:customStyle="1" w:styleId="berschrift3Zchn">
-    <w:name w:val="Überschrift 3 Zchn"/>
-    <w:basedOn w:val="Absatz-Standardschriftart"/>
-    <w:link w:val="berschrift3"/>
+  <w:style w:type="character" w:customStyle="1" w:styleId="Balk3Char">
+    <w:name w:val="Başlık 3 Char"/>
+    <w:basedOn w:val="VarsaylanParagrafYazTipi"/>
+    <w:link w:val="Balk3"/>
     <w:uiPriority w:val="9"/>
     <w:semiHidden/>
     <w:rsid w:val="00DF6C0D"/>
@@ -696,10 +700,10 @@
       <w:szCs w:val="25"/>
     </w:rPr>
   </w:style>
-  <w:style w:type="character" w:customStyle="1" w:styleId="berschrift4Zchn">
-    <w:name w:val="Überschrift 4 Zchn"/>
-    <w:basedOn w:val="Absatz-Standardschriftart"/>
-    <w:link w:val="berschrift4"/>
+  <w:style w:type="character" w:customStyle="1" w:styleId="Balk4Char">
+    <w:name w:val="Başlık 4 Char"/>
+    <w:basedOn w:val="VarsaylanParagrafYazTipi"/>
+    <w:link w:val="Balk4"/>
     <w:uiPriority w:val="9"/>
     <w:semiHidden/>
     <w:rsid w:val="00DF6C0D"/>
@@ -710,22 +714,22 @@
       <w:color w:val="0F4761" w:themeColor="accent1" w:themeShade="BF"/>
     </w:rPr>
   </w:style>
-  <w:style w:type="character" w:customStyle="1" w:styleId="berschrift5Zchn">
-    <w:name w:val="Überschrift 5 Zchn"/>
-    <w:basedOn w:val="Absatz-Standardschriftart"/>
-    <w:link w:val="berschrift5"/>
-    <w:uiPriority w:val="9"/>
-    <w:semiHidden/>
-    <w:rsid w:val="00DF6C0D"/>
-    <w:rPr>
-      <w:rFonts w:eastAsiaTheme="majorEastAsia" w:cstheme="majorBidi"/>
-      <w:color w:val="0F4761" w:themeColor="accent1" w:themeShade="BF"/>
-    </w:rPr>
-  </w:style>
-  <w:style w:type="character" w:customStyle="1" w:styleId="berschrift6Zchn">
-    <w:name w:val="Überschrift 6 Zchn"/>
-    <w:basedOn w:val="Absatz-Standardschriftart"/>
-    <w:link w:val="berschrift6"/>
+  <w:style w:type="character" w:customStyle="1" w:styleId="Balk5Char">
+    <w:name w:val="Başlık 5 Char"/>
+    <w:basedOn w:val="VarsaylanParagrafYazTipi"/>
+    <w:link w:val="Balk5"/>
+    <w:uiPriority w:val="9"/>
+    <w:semiHidden/>
+    <w:rsid w:val="00DF6C0D"/>
+    <w:rPr>
+      <w:rFonts w:eastAsiaTheme="majorEastAsia" w:cstheme="majorBidi"/>
+      <w:color w:val="0F4761" w:themeColor="accent1" w:themeShade="BF"/>
+    </w:rPr>
+  </w:style>
+  <w:style w:type="character" w:customStyle="1" w:styleId="Balk6Char">
+    <w:name w:val="Başlık 6 Char"/>
+    <w:basedOn w:val="VarsaylanParagrafYazTipi"/>
+    <w:link w:val="Balk6"/>
     <w:uiPriority w:val="9"/>
     <w:semiHidden/>
     <w:rsid w:val="00DF6C0D"/>
@@ -736,10 +740,10 @@
       <w:color w:val="595959" w:themeColor="text1" w:themeTint="A6"/>
     </w:rPr>
   </w:style>
-  <w:style w:type="character" w:customStyle="1" w:styleId="berschrift7Zchn">
-    <w:name w:val="Überschrift 7 Zchn"/>
-    <w:basedOn w:val="Absatz-Standardschriftart"/>
-    <w:link w:val="berschrift7"/>
+  <w:style w:type="character" w:customStyle="1" w:styleId="Balk7Char">
+    <w:name w:val="Başlık 7 Char"/>
+    <w:basedOn w:val="VarsaylanParagrafYazTipi"/>
+    <w:link w:val="Balk7"/>
     <w:uiPriority w:val="9"/>
     <w:semiHidden/>
     <w:rsid w:val="00DF6C0D"/>
@@ -748,10 +752,10 @@
       <w:color w:val="595959" w:themeColor="text1" w:themeTint="A6"/>
     </w:rPr>
   </w:style>
-  <w:style w:type="character" w:customStyle="1" w:styleId="berschrift8Zchn">
-    <w:name w:val="Überschrift 8 Zchn"/>
-    <w:basedOn w:val="Absatz-Standardschriftart"/>
-    <w:link w:val="berschrift8"/>
+  <w:style w:type="character" w:customStyle="1" w:styleId="Balk8Char">
+    <w:name w:val="Başlık 8 Char"/>
+    <w:basedOn w:val="VarsaylanParagrafYazTipi"/>
+    <w:link w:val="Balk8"/>
     <w:uiPriority w:val="9"/>
     <w:semiHidden/>
     <w:rsid w:val="00DF6C0D"/>
@@ -762,10 +766,10 @@
       <w:color w:val="272727" w:themeColor="text1" w:themeTint="D8"/>
     </w:rPr>
   </w:style>
-  <w:style w:type="character" w:customStyle="1" w:styleId="berschrift9Zchn">
-    <w:name w:val="Überschrift 9 Zchn"/>
-    <w:basedOn w:val="Absatz-Standardschriftart"/>
-    <w:link w:val="berschrift9"/>
+  <w:style w:type="character" w:customStyle="1" w:styleId="Balk9Char">
+    <w:name w:val="Başlık 9 Char"/>
+    <w:basedOn w:val="VarsaylanParagrafYazTipi"/>
+    <w:link w:val="Balk9"/>
     <w:uiPriority w:val="9"/>
     <w:semiHidden/>
     <w:rsid w:val="00DF6C0D"/>
@@ -774,11 +778,11 @@
       <w:color w:val="272727" w:themeColor="text1" w:themeTint="D8"/>
     </w:rPr>
   </w:style>
-  <w:style w:type="paragraph" w:styleId="Titel">
+  <w:style w:type="paragraph" w:styleId="KonuBal">
     <w:name w:val="Title"/>
-    <w:basedOn w:val="Standard"/>
-    <w:next w:val="Standard"/>
-    <w:link w:val="TitelZchn"/>
+    <w:basedOn w:val="Normal"/>
+    <w:next w:val="Normal"/>
+    <w:link w:val="KonuBalChar"/>
     <w:uiPriority w:val="10"/>
     <w:qFormat/>
     <w:rsid w:val="00DF6C0D"/>
@@ -794,10 +798,10 @@
       <w:szCs w:val="50"/>
     </w:rPr>
   </w:style>
-  <w:style w:type="character" w:customStyle="1" w:styleId="TitelZchn">
-    <w:name w:val="Titel Zchn"/>
-    <w:basedOn w:val="Absatz-Standardschriftart"/>
-    <w:link w:val="Titel"/>
+  <w:style w:type="character" w:customStyle="1" w:styleId="KonuBalChar">
+    <w:name w:val="Konu Başlığı Char"/>
+    <w:basedOn w:val="VarsaylanParagrafYazTipi"/>
+    <w:link w:val="KonuBal"/>
     <w:uiPriority w:val="10"/>
     <w:rsid w:val="00DF6C0D"/>
     <w:rPr>
@@ -808,11 +812,11 @@
       <w:szCs w:val="50"/>
     </w:rPr>
   </w:style>
-  <w:style w:type="paragraph" w:styleId="Untertitel">
+  <w:style w:type="paragraph" w:styleId="Altyaz">
     <w:name w:val="Subtitle"/>
-    <w:basedOn w:val="Standard"/>
-    <w:next w:val="Standard"/>
-    <w:link w:val="UntertitelZchn"/>
+    <w:basedOn w:val="Normal"/>
+    <w:next w:val="Normal"/>
+    <w:link w:val="AltyazChar"/>
     <w:uiPriority w:val="11"/>
     <w:qFormat/>
     <w:rsid w:val="00DF6C0D"/>
@@ -829,10 +833,10 @@
       <w:szCs w:val="25"/>
     </w:rPr>
   </w:style>
-  <w:style w:type="character" w:customStyle="1" w:styleId="UntertitelZchn">
-    <w:name w:val="Untertitel Zchn"/>
-    <w:basedOn w:val="Absatz-Standardschriftart"/>
-    <w:link w:val="Untertitel"/>
+  <w:style w:type="character" w:customStyle="1" w:styleId="AltyazChar">
+    <w:name w:val="Altyazı Char"/>
+    <w:basedOn w:val="VarsaylanParagrafYazTipi"/>
+    <w:link w:val="Altyaz"/>
     <w:uiPriority w:val="11"/>
     <w:rsid w:val="00DF6C0D"/>
     <w:rPr>
@@ -843,11 +847,11 @@
       <w:szCs w:val="25"/>
     </w:rPr>
   </w:style>
-  <w:style w:type="paragraph" w:styleId="Zitat">
+  <w:style w:type="paragraph" w:styleId="Alnt">
     <w:name w:val="Quote"/>
-    <w:basedOn w:val="Standard"/>
-    <w:next w:val="Standard"/>
-    <w:link w:val="ZitatZchn"/>
+    <w:basedOn w:val="Normal"/>
+    <w:next w:val="Normal"/>
+    <w:link w:val="AlntChar"/>
     <w:uiPriority w:val="29"/>
     <w:qFormat/>
     <w:rsid w:val="00DF6C0D"/>
@@ -861,10 +865,10 @@
       <w:color w:val="404040" w:themeColor="text1" w:themeTint="BF"/>
     </w:rPr>
   </w:style>
-  <w:style w:type="character" w:customStyle="1" w:styleId="ZitatZchn">
-    <w:name w:val="Zitat Zchn"/>
-    <w:basedOn w:val="Absatz-Standardschriftart"/>
-    <w:link w:val="Zitat"/>
+  <w:style w:type="character" w:customStyle="1" w:styleId="AlntChar">
+    <w:name w:val="Alıntı Char"/>
+    <w:basedOn w:val="VarsaylanParagrafYazTipi"/>
+    <w:link w:val="Alnt"/>
     <w:uiPriority w:val="29"/>
     <w:rsid w:val="00DF6C0D"/>
     <w:rPr>
@@ -873,9 +877,9 @@
       <w:color w:val="404040" w:themeColor="text1" w:themeTint="BF"/>
     </w:rPr>
   </w:style>
-  <w:style w:type="paragraph" w:styleId="Listenabsatz">
+  <w:style w:type="paragraph" w:styleId="ListeParagraf">
     <w:name w:val="List Paragraph"/>
-    <w:basedOn w:val="Standard"/>
+    <w:basedOn w:val="Normal"/>
     <w:uiPriority w:val="34"/>
     <w:qFormat/>
     <w:rsid w:val="00DF6C0D"/>
@@ -884,9 +888,9 @@
       <w:contextualSpacing/>
     </w:pPr>
   </w:style>
-  <w:style w:type="character" w:styleId="IntensiveHervorhebung">
+  <w:style w:type="character" w:styleId="GlVurgulama">
     <w:name w:val="Intense Emphasis"/>
-    <w:basedOn w:val="Absatz-Standardschriftart"/>
+    <w:basedOn w:val="VarsaylanParagrafYazTipi"/>
     <w:uiPriority w:val="21"/>
     <w:qFormat/>
     <w:rsid w:val="00DF6C0D"/>
@@ -896,11 +900,11 @@
       <w:color w:val="0F4761" w:themeColor="accent1" w:themeShade="BF"/>
     </w:rPr>
   </w:style>
-  <w:style w:type="paragraph" w:styleId="IntensivesZitat">
+  <w:style w:type="paragraph" w:styleId="GlAlnt">
     <w:name w:val="Intense Quote"/>
-    <w:basedOn w:val="Standard"/>
-    <w:next w:val="Standard"/>
-    <w:link w:val="IntensivesZitatZchn"/>
+    <w:basedOn w:val="Normal"/>
+    <w:next w:val="Normal"/>
+    <w:link w:val="GlAlntChar"/>
     <w:uiPriority w:val="30"/>
     <w:qFormat/>
     <w:rsid w:val="00DF6C0D"/>
@@ -919,10 +923,10 @@
       <w:color w:val="0F4761" w:themeColor="accent1" w:themeShade="BF"/>
     </w:rPr>
   </w:style>
-  <w:style w:type="character" w:customStyle="1" w:styleId="IntensivesZitatZchn">
-    <w:name w:val="Intensives Zitat Zchn"/>
-    <w:basedOn w:val="Absatz-Standardschriftart"/>
-    <w:link w:val="IntensivesZitat"/>
+  <w:style w:type="character" w:customStyle="1" w:styleId="GlAlntChar">
+    <w:name w:val="Güçlü Alıntı Char"/>
+    <w:basedOn w:val="VarsaylanParagrafYazTipi"/>
+    <w:link w:val="GlAlnt"/>
     <w:uiPriority w:val="30"/>
     <w:rsid w:val="00DF6C0D"/>
     <w:rPr>
@@ -931,9 +935,9 @@
       <w:color w:val="0F4761" w:themeColor="accent1" w:themeShade="BF"/>
     </w:rPr>
   </w:style>
-  <w:style w:type="character" w:styleId="IntensiverVerweis">
+  <w:style w:type="character" w:styleId="GlBavuru">
     <w:name w:val="Intense Reference"/>
-    <w:basedOn w:val="Absatz-Standardschriftart"/>
+    <w:basedOn w:val="VarsaylanParagrafYazTipi"/>
     <w:uiPriority w:val="32"/>
     <w:qFormat/>
     <w:rsid w:val="00DF6C0D"/>
